--- a/原题/第十四周原题/同分布检验与列联表检验.docx
+++ b/原题/第十四周原题/同分布检验与列联表检验.docx
@@ -2722,7 +2722,7 @@
         <w:rPr>
           <w:rFonts w:ascii="宋体" w:hAnsi="宋体" w:hint="eastAsia"/>
         </w:rPr>
-        <w:t>两位医生A和B对一批患有某种疾病的病人进行分级诊断，结果如下表所示，请Kappa检验分布两位医生的诊断是否一致？其中</w:t>
+        <w:t>两位医生A和B对一批患有某种疾病的病人进行分级诊断，结果如下表所示，请Kappa检验判断两位医生的诊断是否一致？其中</w:t>
       </w:r>
       <m:oMath>
         <m:r>
@@ -2832,13 +2832,13 @@
               <w:rPr>
                 <w:rFonts w:ascii="宋体" w:hAnsi="宋体"/>
               </w:rPr>
-              <w:t>B诊断</w:t>
+              <w:t>B诊断2级</w:t>
             </w:r>
             <w:r>
               <w:rPr>
                 <w:rFonts w:ascii="宋体" w:hAnsi="宋体" w:hint="eastAsia"/>
               </w:rPr>
-              <w:t>3级</w:t>
+              <w:t/>
             </w:r>
           </w:p>
         </w:tc>
